--- a/Decoupe/18_Nicolas.docx
+++ b/Decoupe/18_Nicolas.docx
@@ -205,7 +205,7 @@
           <w:sz w:val="24"/>
           <w:szCs w:val="24"/>
         </w:rPr>
-        <w:t>❧  💬 STATUT NARRATIF  ❧</w:t>
+        <w:t>❧  💬 COMMENT JOUER  ❧</w:t>
       </w:r>
     </w:p>
     <w:p>
@@ -218,7 +218,7 @@
           <w:b/>
           <w:bCs/>
         </w:rPr>
-        <w:t>Suspect.</w:t>
+        <w:t/>
       </w:r>
       <w:r>
         <w:t xml:space="preserve"> La fiole vide a été glissée dans votre manteau — vous l’IGNOREZ jusqu’à ce que Chloé la trouve. Vous craquez sur Plumeau si Chloé brandit la preuve, sur Alicia si on trouve les lettres.</w:t>

--- a/Decoupe/18_Nicolas.docx
+++ b/Decoupe/18_Nicolas.docx
@@ -64,7 +64,7 @@
         <w:jc w:val="both"/>
       </w:pPr>
       <w:r>
-        <w:t>Le contexte. Samedi 6 juin 2026, anniversaire des 30 ans de Lady Chloé. Vous êtes invité au Domaine des Beuhaies. Lady Chloé est rentrée seule à 18h00 et trouve Lady Léa de Pavy morte dans la dépendance — empoisonnée à la digitaline vers 17h25. Le jeu. Lady Chloé enquête seule pendant 1 heure. Sir Amaury est MJ. Vos observations se livrent en conversation, librement. Vos secrets se gardent — il faut un levier pour qu’ils sortent.</w:t>
+        <w:t>Le contexte. Samedi 6 juin 1925, anniversaire des 30 ans de Lady Chloé. Vous êtes invité au Domaine des Beuhaies. Lady Chloé est rentrée seule à 18h00 et trouve Lady Léa de Pavy morte dans la dépendance — empoisonnée à la digitaline vers 17h25. Le jeu. Lady Chloé enquête seule pendant 1 heure. Sir Amaury est MJ. Vos observations se livrent en conversation, librement. Vos secrets se gardent — il faut un levier pour qu’ils sortent.</w:t>
       </w:r>
     </w:p>
     <w:p>
@@ -260,6 +260,18 @@
     </w:p>
     <w:p>
       <w:pPr>
+        <w:spacing w:before="60" w:after="60" w:line="300" w:lineRule="auto"/>
+        <w:jc w:val="both"/>
+      </w:pPr>
+      <w:r>
+        <w:rPr>
+          <w:sz w:val="22"/>
+        </w:rPr>
+        <w:t xml:space="preserve">Ce matin, à votre arrivée, elle vous a glissé un mot dans la main : « M. Plumeau — deux cents livres ce soir, ou demain le tout-Londres saura. — L. » Vous l’avez déchiré dans les toilettes et jeté dans la cuvette.</w:t>
+      </w:r>
+    </w:p>
+    <w:p>
+      <w:pPr>
         <w:spacing w:before="240" w:after="100"/>
       </w:pPr>
       <w:r>
@@ -381,7 +393,7 @@
         <w:t>Votre alibi</w:t>
       </w:r>
       <w:r>
-        <w:t xml:space="preserve"> : « De 16h50 à 17h15 j’étais seul au jardin. De 17h15 à 17h25 seul à la lisière de la forêt. À partir de 17h25, j’étais avec Sir Tatoine à la lisière. »</w:t>
+        <w:t xml:space="preserve"> : « De 16h50 à 17h15 j’étais seul à la lisière de la forêt. De 17h15 à 17h25 seul à la lisière de la forêt. À partir de 17h25, j’étais avec Sir Tatoine à la lisière. »</w:t>
       </w:r>
     </w:p>
     <w:p>
@@ -397,7 +409,7 @@
         <w:t>Témoignage sur Louis au banc</w:t>
       </w:r>
       <w:r>
-        <w:t xml:space="preserve"> (Acte I) : « Pendant que je prenais l’air au jardin vers 17h00-17h15, j’apercevais Louis sur le banc. Il sortait quelque chose de sa poche, gestes nerveux. C’était louche. »</w:t>
+        <w:t xml:space="preserve"> (Acte I) : « Pendant que je prenais l’air à la lisière de forêt vers 17h00-17h15, j’apercevais Louis sur le banc. Il sortait quelque chose de sa poche, gestes nerveux. C’était louche. »</w:t>
       </w:r>
     </w:p>
     <w:p>
@@ -881,7 +893,7 @@
                 <w:sz w:val="22"/>
                 <w:szCs w:val="22"/>
               </w:rPr>
-              <w:t>Jardin</w:t>
+              <w:t>Lisière de forêt</w:t>
             </w:r>
           </w:p>
         </w:tc>
